--- a/Selenium_WebDriver/reports/Doctor_Test_Report.docx
+++ b/Selenium_WebDriver/reports/Doctor_Test_Report.docx
@@ -28,7 +28,7 @@
           <w:color w:val="000000"/>
           <w:sz w:val="26"/>
         </w:rPr>
-        <w:t>Thời gian tạo báo cáo: 07/09/2026 19:12:19</w:t>
+        <w:t>Thời gian tạo báo cáo: 14/09/2026 19:39:35</w:t>
       </w:r>
     </w:p>
     <w:p/>
@@ -410,7 +410,7 @@
                 <w:color w:val="000000"/>
                 <w:sz w:val="26"/>
               </w:rPr>
-              <w:t>07/09/2026 18:55:38</w:t>
+              <w:t>14/09/2026 19:22:22</w:t>
             </w:r>
           </w:p>
         </w:tc>
@@ -500,7 +500,7 @@
                 <w:color w:val="000000"/>
                 <w:sz w:val="26"/>
               </w:rPr>
-              <w:t>07/09/2026 18:55:45</w:t>
+              <w:t>14/09/2026 19:22:29</w:t>
             </w:r>
           </w:p>
         </w:tc>
@@ -515,7 +515,7 @@
                 <w:color w:val="000000"/>
                 <w:sz w:val="26"/>
               </w:rPr>
-              <w:t>4.08</w:t>
+              <w:t>4.00</w:t>
             </w:r>
           </w:p>
         </w:tc>
@@ -590,7 +590,7 @@
                 <w:color w:val="000000"/>
                 <w:sz w:val="26"/>
               </w:rPr>
-              <w:t>07/09/2026 18:55:55</w:t>
+              <w:t>14/09/2026 19:22:39</w:t>
             </w:r>
           </w:p>
         </w:tc>
@@ -605,7 +605,7 @@
                 <w:color w:val="000000"/>
                 <w:sz w:val="26"/>
               </w:rPr>
-              <w:t>7.01</w:t>
+              <w:t>7.04</w:t>
             </w:r>
           </w:p>
         </w:tc>
@@ -680,7 +680,7 @@
                 <w:color w:val="000000"/>
                 <w:sz w:val="26"/>
               </w:rPr>
-              <w:t>07/09/2026 18:56:03</w:t>
+              <w:t>14/09/2026 19:22:46</w:t>
             </w:r>
           </w:p>
         </w:tc>
@@ -695,7 +695,7 @@
                 <w:color w:val="000000"/>
                 <w:sz w:val="26"/>
               </w:rPr>
-              <w:t>3.89</w:t>
+              <w:t>3.92</w:t>
             </w:r>
           </w:p>
         </w:tc>
@@ -906,7 +906,7 @@
                 <w:color w:val="000000"/>
                 <w:sz w:val="26"/>
               </w:rPr>
-              <w:t>07/09/2026 18:55:38</w:t>
+              <w:t>14/09/2026 19:22:21</w:t>
             </w:r>
           </w:p>
         </w:tc>
@@ -997,7 +997,7 @@
                 <w:color w:val="000000"/>
                 <w:sz w:val="26"/>
               </w:rPr>
-              <w:t>07/09/2026 18:55:38</w:t>
+              <w:t>14/09/2026 19:22:21</w:t>
             </w:r>
           </w:p>
         </w:tc>
@@ -1089,7 +1089,7 @@
                 <w:color w:val="000000"/>
                 <w:sz w:val="26"/>
               </w:rPr>
-              <w:t>07/09/2026 18:55:38</w:t>
+              <w:t>14/09/2026 19:22:21</w:t>
             </w:r>
           </w:p>
         </w:tc>
@@ -1180,7 +1180,7 @@
                 <w:color w:val="000000"/>
                 <w:sz w:val="26"/>
               </w:rPr>
-              <w:t>07/09/2026 18:55:38</w:t>
+              <w:t>14/09/2026 19:22:22</w:t>
             </w:r>
           </w:p>
         </w:tc>
@@ -1272,7 +1272,7 @@
                 <w:color w:val="000000"/>
                 <w:sz w:val="26"/>
               </w:rPr>
-              <w:t>07/09/2026 18:55:45</w:t>
+              <w:t>14/09/2026 19:22:29</w:t>
             </w:r>
           </w:p>
         </w:tc>
@@ -1363,7 +1363,7 @@
                 <w:color w:val="000000"/>
                 <w:sz w:val="26"/>
               </w:rPr>
-              <w:t>07/09/2026 18:55:45</w:t>
+              <w:t>14/09/2026 19:22:29</w:t>
             </w:r>
           </w:p>
         </w:tc>
@@ -1454,7 +1454,7 @@
                 <w:color w:val="000000"/>
                 <w:sz w:val="26"/>
               </w:rPr>
-              <w:t>07/09/2026 18:55:45</w:t>
+              <w:t>14/09/2026 19:22:29</w:t>
             </w:r>
           </w:p>
         </w:tc>
@@ -1545,7 +1545,7 @@
                 <w:color w:val="000000"/>
                 <w:sz w:val="26"/>
               </w:rPr>
-              <w:t>07/09/2026 18:55:45</w:t>
+              <w:t>14/09/2026 19:22:29</w:t>
             </w:r>
           </w:p>
         </w:tc>
@@ -1637,7 +1637,7 @@
                 <w:color w:val="000000"/>
                 <w:sz w:val="26"/>
               </w:rPr>
-              <w:t>07/09/2026 18:55:52</w:t>
+              <w:t>14/09/2026 19:22:36</w:t>
             </w:r>
           </w:p>
         </w:tc>
@@ -1728,7 +1728,7 @@
                 <w:color w:val="000000"/>
                 <w:sz w:val="26"/>
               </w:rPr>
-              <w:t>07/09/2026 18:55:52</w:t>
+              <w:t>14/09/2026 19:22:36</w:t>
             </w:r>
           </w:p>
         </w:tc>
@@ -1819,7 +1819,7 @@
                 <w:color w:val="000000"/>
                 <w:sz w:val="26"/>
               </w:rPr>
-              <w:t>07/09/2026 18:55:52</w:t>
+              <w:t>14/09/2026 19:22:36</w:t>
             </w:r>
           </w:p>
         </w:tc>
@@ -1910,7 +1910,7 @@
                 <w:color w:val="000000"/>
                 <w:sz w:val="26"/>
               </w:rPr>
-              <w:t>07/09/2026 18:55:55</w:t>
+              <w:t>14/09/2026 19:22:39</w:t>
             </w:r>
           </w:p>
         </w:tc>
@@ -2002,7 +2002,7 @@
                 <w:color w:val="000000"/>
                 <w:sz w:val="26"/>
               </w:rPr>
-              <w:t>07/09/2026 18:56:02</w:t>
+              <w:t>14/09/2026 19:22:46</w:t>
             </w:r>
           </w:p>
         </w:tc>
@@ -2093,7 +2093,7 @@
                 <w:color w:val="000000"/>
                 <w:sz w:val="26"/>
               </w:rPr>
-              <w:t>07/09/2026 18:56:02</w:t>
+              <w:t>14/09/2026 19:22:46</w:t>
             </w:r>
           </w:p>
         </w:tc>
@@ -2184,7 +2184,7 @@
                 <w:color w:val="000000"/>
                 <w:sz w:val="26"/>
               </w:rPr>
-              <w:t>07/09/2026 18:56:03</w:t>
+              <w:t>14/09/2026 19:22:46</w:t>
             </w:r>
           </w:p>
         </w:tc>
@@ -2275,7 +2275,7 @@
                 <w:color w:val="000000"/>
                 <w:sz w:val="26"/>
               </w:rPr>
-              <w:t>07/09/2026 18:56:03</w:t>
+              <w:t>14/09/2026 19:22:46</w:t>
             </w:r>
           </w:p>
         </w:tc>
@@ -2367,7 +2367,7 @@
                 <w:color w:val="000000"/>
                 <w:sz w:val="26"/>
               </w:rPr>
-              <w:t>07/09/2026 18:56:03</w:t>
+              <w:t>14/09/2026 19:22:46</w:t>
             </w:r>
           </w:p>
         </w:tc>
